--- a/Законопроекты/Законопроекты 264 (объём сведений адвоката)/ACT.264.Закон об адвокатской деятельности (объём сведений адвоката).docx
+++ b/Законопроекты/Законопроекты 264 (объём сведений адвоката)/ACT.264.Закон об адвокатской деятельности (объём сведений адвоката).docx
@@ -174,7 +174,7 @@
           <w:sz w:val="24"/>
           <w:szCs w:val="24"/>
         </w:rPr>
-        <w:t>Законопроект направлен на устранение правового пробела путем закрепления за адвокатом права запрашивать сведения, необходимые для оказания юридической помощи, и освобождения его от обязанности раскрывать сведения, составляющие адвокатскую тайну.</w:t>
+        <w:t>Законопроект направлен на устранение правового пробела путем определения объёма сведений, предоставляемых адвокату по его запросу, и перечня сведений, которые ему не предоставляются.</w:t>
       </w:r>
     </w:p>
     <w:p>
@@ -297,7 +297,7 @@
                 <w:sz w:val="24"/>
                 <w:szCs w:val="24"/>
               </w:rPr>
-              <w:t xml:space="preserve">Статья 7</w:t>
+              <w:t xml:space="preserve">Статья 4, ч. 2, пункт «а»</w:t>
             </w:r>
           </w:p>
           <w:p>
@@ -313,55 +313,7 @@
                 <w:sz w:val="24"/>
                 <w:szCs w:val="24"/>
               </w:rPr>
-              <w:t xml:space="preserve">Статья 7.</w:t>
-            </w:r>
-          </w:p>
-          <w:p>
-            <w:pPr>
-              <w:widowControl w:val="0"/>
-              <w:spacing w:line="240" w:lineRule="auto"/>
-              <w:jc w:val="both"/>
-            </w:pPr>
-            <w:r>
-              <w:rPr>
-                <w:rFonts w:ascii="Times New Roman" w:hAnsi="Times New Roman" w:eastAsia="Times New Roman" w:cs="Times New Roman"/>
-                <w:color w:val="333333"/>
-                <w:sz w:val="24"/>
-                <w:szCs w:val="24"/>
-              </w:rPr>
-              <w:t xml:space="preserve">Адвокатская тайна</w:t>
-            </w:r>
-          </w:p>
-          <w:p>
-            <w:pPr>
-              <w:widowControl w:val="0"/>
-              <w:spacing w:line="240" w:lineRule="auto"/>
-              <w:jc w:val="both"/>
-            </w:pPr>
-            <w:r>
-              <w:rPr>
-                <w:rFonts w:ascii="Times New Roman" w:hAnsi="Times New Roman" w:eastAsia="Times New Roman" w:cs="Times New Roman"/>
-                <w:color w:val="333333"/>
-                <w:sz w:val="24"/>
-                <w:szCs w:val="24"/>
-              </w:rPr>
-              <w:t xml:space="preserve">ч. 1. Адвокатской тайной являются любые сведения, связанные с оказанием адвокатом юридической помощи своему доверителю.</w:t>
-            </w:r>
-          </w:p>
-          <w:p>
-            <w:pPr>
-              <w:widowControl w:val="0"/>
-              <w:spacing w:line="240" w:lineRule="auto"/>
-              <w:jc w:val="both"/>
-            </w:pPr>
-            <w:r>
-              <w:rPr>
-                <w:rFonts w:ascii="Times New Roman" w:hAnsi="Times New Roman" w:eastAsia="Times New Roman" w:cs="Times New Roman"/>
-                <w:color w:val="333333"/>
-                <w:sz w:val="24"/>
-                <w:szCs w:val="24"/>
-              </w:rPr>
-              <w:t xml:space="preserve">ч. 2. Адвокат не может быть вызван и допрошен в качестве свидетеля об обстоятельствах, ставших ему известными в связи с обращением к нему за юридической помощью или в связи с ее оказанием. Ни следователь, ни прокурор, ни суд не вправе освободить адвоката от обязанности хранить тайну и принудительно вызвать его </w:t>
+              <w:t xml:space="preserve">а) собирать сведения, необходимые для оказания юридической помощи, в том числе запрашивать справки, видеозаписи и/или аудиозаписи, характеристики и иные документы от органов власти, общественных объединений и иных организаций. Указанные органы и организации в установленном порядке обязаны выдать адвокату запрошенные им документы или </w:t>
             </w:r>
             <w:r>
               <w:rPr>
@@ -371,7 +323,7 @@
                 <w:szCs w:val="24"/>
                 <w:shd w:val="clear" w:color="auto" w:fill="F4CCCC"/>
               </w:rPr>
-              <w:t xml:space="preserve">на допрос.</w:t>
+              <w:t xml:space="preserve">их копии;</w:t>
             </w:r>
           </w:p>
         </w:tc>
@@ -399,7 +351,7 @@
                 <w:sz w:val="24"/>
                 <w:szCs w:val="24"/>
               </w:rPr>
-              <w:t xml:space="preserve">Статья 7</w:t>
+              <w:t xml:space="preserve">Статья 4, ч. 2, пункт «а»</w:t>
             </w:r>
           </w:p>
           <w:p>
@@ -415,55 +367,7 @@
                 <w:sz w:val="24"/>
                 <w:szCs w:val="24"/>
               </w:rPr>
-              <w:t xml:space="preserve">Статья 7.</w:t>
-            </w:r>
-          </w:p>
-          <w:p>
-            <w:pPr>
-              <w:widowControl w:val="0"/>
-              <w:spacing w:line="240" w:lineRule="auto"/>
-              <w:jc w:val="both"/>
-            </w:pPr>
-            <w:r>
-              <w:rPr>
-                <w:rFonts w:ascii="Times New Roman" w:hAnsi="Times New Roman" w:eastAsia="Times New Roman" w:cs="Times New Roman"/>
-                <w:color w:val="333333"/>
-                <w:sz w:val="24"/>
-                <w:szCs w:val="24"/>
-              </w:rPr>
-              <w:t xml:space="preserve">Адвокатская тайна</w:t>
-            </w:r>
-          </w:p>
-          <w:p>
-            <w:pPr>
-              <w:widowControl w:val="0"/>
-              <w:spacing w:line="240" w:lineRule="auto"/>
-              <w:jc w:val="both"/>
-            </w:pPr>
-            <w:r>
-              <w:rPr>
-                <w:rFonts w:ascii="Times New Roman" w:hAnsi="Times New Roman" w:eastAsia="Times New Roman" w:cs="Times New Roman"/>
-                <w:color w:val="333333"/>
-                <w:sz w:val="24"/>
-                <w:szCs w:val="24"/>
-              </w:rPr>
-              <w:t xml:space="preserve">ч. 1. Адвокатской тайной являются любые сведения, связанные с оказанием адвокатом юридической помощи своему доверителю.</w:t>
-            </w:r>
-          </w:p>
-          <w:p>
-            <w:pPr>
-              <w:widowControl w:val="0"/>
-              <w:spacing w:line="240" w:lineRule="auto"/>
-              <w:jc w:val="both"/>
-            </w:pPr>
-            <w:r>
-              <w:rPr>
-                <w:rFonts w:ascii="Times New Roman" w:hAnsi="Times New Roman" w:eastAsia="Times New Roman" w:cs="Times New Roman"/>
-                <w:color w:val="333333"/>
-                <w:sz w:val="24"/>
-                <w:szCs w:val="24"/>
-              </w:rPr>
-              <w:t xml:space="preserve">ч. 2. Адвокат не может быть вызван и допрошен в качестве свидетеля об обстоятельствах, ставших ему известными в связи с обращением к нему за юридической помощью или в связи с ее оказанием. Ни следователь, ни прокурор, ни суд не вправе освободить адвоката от обязанности хранить тайну и принудительно вызвать его на допрос.</w:t>
+              <w:t xml:space="preserve">а) собирать сведения, необходимые для оказания юридической помощи, в том числе запрашивать справки, видеозаписи и/или аудиозаписи, характеристики и иные документы от органов власти, общественных объединений и иных организаций. Указанные органы и организации в установленном порядке обязаны выдать адвокату запрошенные им документы или их копии;</w:t>
             </w:r>
           </w:p>
           <w:p>
@@ -480,7 +384,7 @@
                 <w:szCs w:val="24"/>
                 <w:shd w:val="clear" w:color="auto" w:fill="D9EAD3"/>
               </w:rPr>
-              <w:t xml:space="preserve">Примечание: Адвокат вправе запрашивать сведения, необходимые для оказания юридической помощи, в порядке, установленном статьей 9 настоящего Закона, и не обязан предоставлять государственным органам, их должностным лицам и иным лицам сведения, составляющие адвокатскую тайну: такие сведения раскрываются только с согласия доверителя либо в случаях, прямо предусмотренных законом. Отказ адвоката от предоставления таких сведений не является неисполнением обязанностей адвоката; обязанность предъявлять удостоверение или лицензию сохраняется.</w:t>
+              <w:t xml:space="preserve">Примечание: Сведения, предусмотренные пунктами «а» и «и» части 2 настоящей статьи, предоставляются адвокату в объёме, необходимом для оказания юридической помощи по конкретному поручению доверителя; в запросе указываются поручение и его предмет. Сведения, составляющие государственную тайну, и сведения о частной жизни лиц, не являющихся участниками поручения, адвокату не предоставляются.</w:t>
             </w:r>
           </w:p>
         </w:tc>
